--- a/Weekly Logs/Dave/Week 8.docx
+++ b/Weekly Logs/Dave/Week 8.docx
@@ -10,6 +10,7 @@
           <w:docPartUnique/>
         </w:docPartObj>
       </w:sdtPr>
+      <w:sdtEndPr/>
       <w:sdtContent>
         <w:p/>
         <w:p>
@@ -313,7 +314,7 @@
                   </wp:anchor>
                 </w:drawing>
               </mc:Choice>
-              <mc:Fallback xmlns:w16cei="http://schemas.microsoft.com/office/word/2026/wordml/cei">
+              <mc:Fallback>
                 <w:pict>
                   <v:group w14:anchorId="34D1E2E2" id="Group 126" o:spid="_x0000_s1026" style="position:absolute;margin-left:0;margin-top:0;width:540pt;height:556.55pt;z-index:-251657216;mso-width-percent:1154;mso-height-percent:670;mso-top-percent:45;mso-position-horizontal:center;mso-position-horizontal-relative:margin;mso-position-vertical-relative:page;mso-width-percent:1154;mso-height-percent:670;mso-top-percent:45;mso-width-relative:margin" coordsize="55613,54044" o:gfxdata="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">
                     <o:lock v:ext="edit" aspectratio="t"/>
@@ -443,7 +444,7 @@
                   </wp:anchor>
                 </w:drawing>
               </mc:Choice>
-              <mc:Fallback xmlns:w16cei="http://schemas.microsoft.com/office/word/2026/wordml/cei">
+              <mc:Fallback>
                 <w:pict>
                   <v:shapetype w14:anchorId="7217FD54" id="_x0000_t202" coordsize="21600,21600" o:spt="202" path="m,l,21600r21600,l21600,xe">
                     <v:stroke joinstyle="miter"/>
@@ -548,6 +549,7 @@
                                   <w:dataBinding w:prefixMappings="xmlns:ns0='http://purl.org/dc/elements/1.1/' xmlns:ns1='http://schemas.openxmlformats.org/package/2006/metadata/core-properties' " w:xpath="/ns1:coreProperties[1]/ns0:subject[1]" w:storeItemID="{6C3C8BC8-F283-45AE-878A-BAB7291924A1}"/>
                                   <w:text/>
                                 </w:sdtPr>
+                                <w:sdtEndPr/>
                                 <w:sdtContent>
                                   <w:p>
                                     <w:pPr>
@@ -595,6 +597,7 @@
                                   <w:dataBinding w:prefixMappings="xmlns:ns0='http://purl.org/dc/elements/1.1/' xmlns:ns1='http://schemas.openxmlformats.org/package/2006/metadata/core-properties' " w:xpath="/ns1:coreProperties[1]/ns0:creator[1]" w:storeItemID="{6C3C8BC8-F283-45AE-878A-BAB7291924A1}"/>
                                   <w:text/>
                                 </w:sdtPr>
+                                <w:sdtEndPr/>
                                 <w:sdtContent>
                                   <w:p>
                                     <w:pPr>
@@ -641,11 +644,7 @@
               </mc:Choice>
               <mc:Fallback>
                 <w:pict>
-                  <v:shapetype w14:anchorId="4A6B2937" id="_x0000_t202" coordsize="21600,21600" o:spt="202" path="m,l,21600r21600,l21600,xe">
-                    <v:stroke joinstyle="miter"/>
-                    <v:path gradientshapeok="t" o:connecttype="rect"/>
-                  </v:shapetype>
-                  <v:shape id="Text Box 129" o:spid="_x0000_s1030" type="#_x0000_t202" style="position:absolute;margin-left:0;margin-top:0;width:453pt;height:38.15pt;z-index:251661312;visibility:visible;mso-wrap-style:square;mso-width-percent:1154;mso-height-percent:0;mso-top-percent:790;mso-wrap-distance-left:9pt;mso-wrap-distance-top:0;mso-wrap-distance-right:9pt;mso-wrap-distance-bottom:0;mso-position-horizontal:center;mso-position-horizontal-relative:page;mso-position-vertical-relative:page;mso-width-percent:1154;mso-height-percent:0;mso-top-percent:790;mso-width-relative:margin;mso-height-relative:margin;v-text-anchor:top" o:gfxdata="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" filled="f" stroked="f" strokeweight=".5pt">
+                  <v:shape w14:anchorId="4A6B2937" id="Text Box 129" o:spid="_x0000_s1030" type="#_x0000_t202" style="position:absolute;margin-left:0;margin-top:0;width:453pt;height:38.15pt;z-index:251661312;visibility:visible;mso-wrap-style:square;mso-width-percent:1154;mso-height-percent:0;mso-top-percent:790;mso-wrap-distance-left:9pt;mso-wrap-distance-top:0;mso-wrap-distance-right:9pt;mso-wrap-distance-bottom:0;mso-position-horizontal:center;mso-position-horizontal-relative:page;mso-position-vertical-relative:page;mso-width-percent:1154;mso-height-percent:0;mso-top-percent:790;mso-width-relative:margin;mso-height-relative:margin;v-text-anchor:top" o:gfxdata="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" filled="f" stroked="f" strokeweight=".5pt">
                     <v:textbox style="mso-fit-shape-to-text:t" inset="1in,0,86.4pt,0">
                       <w:txbxContent>
                         <w:sdt>
@@ -826,6 +825,7 @@
                                     <w:calendar w:val="gregorian"/>
                                   </w:date>
                                 </w:sdtPr>
+                                <w:sdtEndPr/>
                                 <w:sdtContent>
                                   <w:p>
                                     <w:pPr>
@@ -868,7 +868,7 @@
                   </wp:anchor>
                 </w:drawing>
               </mc:Choice>
-              <mc:Fallback xmlns:w16cei="http://schemas.microsoft.com/office/word/2026/wordml/cei">
+              <mc:Fallback>
                 <w:pict>
                   <v:rect w14:anchorId="363A6F5E" id="Rectangle 130" o:spid="_x0000_s1031" style="position:absolute;margin-left:-4.4pt;margin-top:0;width:46.8pt;height:77.75pt;z-index:251660288;visibility:visible;mso-wrap-style:square;mso-width-percent:76;mso-height-percent:98;mso-top-percent:23;mso-wrap-distance-left:9pt;mso-wrap-distance-top:0;mso-wrap-distance-right:9pt;mso-wrap-distance-bottom:0;mso-position-horizontal:right;mso-position-horizontal-relative:margin;mso-position-vertical-relative:page;mso-width-percent:76;mso-height-percent:98;mso-top-percent:23;mso-width-relative:page;mso-height-relative:page;v-text-anchor:bottom" o:gfxdata="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" fillcolor="#156082 [3204]" stroked="f" strokeweight="1.5pt">
                     <o:lock v:ext="edit" aspectratio="t"/>
@@ -892,7 +892,6 @@
                               <w:calendar w:val="gregorian"/>
                             </w:date>
                           </w:sdtPr>
-                          <w:sdtEndPr/>
                           <w:sdtContent>
                             <w:p>
                               <w:pPr>
@@ -1210,7 +1209,7 @@
           </w:tcPr>
           <w:p>
             <w:r>
-              <w:t>1</w:t>
+              <w:t>3</w:t>
             </w:r>
           </w:p>
         </w:tc>
@@ -1272,6 +1271,9 @@
             <w:r>
               <w:t>2</w:t>
             </w:r>
+            <w:r>
+              <w:t>h 45m</w:t>
+            </w:r>
           </w:p>
         </w:tc>
       </w:tr>
@@ -1293,6 +1295,41 @@
                 <w:bCs/>
               </w:rPr>
               <w:t>Research</w:t>
+            </w:r>
+          </w:p>
+        </w:tc>
+        <w:tc>
+          <w:tcPr>
+            <w:tcW w:w="5063" w:type="dxa"/>
+          </w:tcPr>
+          <w:p>
+            <w:r>
+              <w:t>3h 1</w:t>
+            </w:r>
+            <w:r>
+              <w:t>5m</w:t>
+            </w:r>
+          </w:p>
+        </w:tc>
+      </w:tr>
+      <w:tr>
+        <w:tc>
+          <w:tcPr>
+            <w:tcW w:w="5427" w:type="dxa"/>
+          </w:tcPr>
+          <w:p>
+            <w:pPr>
+              <w:rPr>
+                <w:b/>
+                <w:bCs/>
+              </w:rPr>
+            </w:pPr>
+            <w:r>
+              <w:rPr>
+                <w:b/>
+                <w:bCs/>
+              </w:rPr>
+              <w:t>Development</w:t>
             </w:r>
           </w:p>
         </w:tc>
@@ -1320,7 +1357,109 @@
                 <w:b/>
                 <w:bCs/>
               </w:rPr>
-              <w:t>Development</w:t>
+              <w:t>Testing</w:t>
+            </w:r>
+          </w:p>
+        </w:tc>
+        <w:tc>
+          <w:tcPr>
+            <w:tcW w:w="5063" w:type="dxa"/>
+          </w:tcPr>
+          <w:p>
+            <w:r>
+              <w:t>8</w:t>
+            </w:r>
+            <w:r>
+              <w:t>h 15m</w:t>
+            </w:r>
+          </w:p>
+        </w:tc>
+      </w:tr>
+      <w:tr>
+        <w:tc>
+          <w:tcPr>
+            <w:tcW w:w="5427" w:type="dxa"/>
+          </w:tcPr>
+          <w:p>
+            <w:pPr>
+              <w:rPr>
+                <w:b/>
+                <w:bCs/>
+              </w:rPr>
+            </w:pPr>
+            <w:r>
+              <w:rPr>
+                <w:b/>
+                <w:bCs/>
+              </w:rPr>
+              <w:t>Documentation</w:t>
+            </w:r>
+          </w:p>
+        </w:tc>
+        <w:tc>
+          <w:tcPr>
+            <w:tcW w:w="5063" w:type="dxa"/>
+          </w:tcPr>
+          <w:p>
+            <w:r>
+              <w:t>1</w:t>
+            </w:r>
+            <w:r>
+              <w:t>3</w:t>
+            </w:r>
+          </w:p>
+        </w:tc>
+      </w:tr>
+      <w:tr>
+        <w:tc>
+          <w:tcPr>
+            <w:tcW w:w="5427" w:type="dxa"/>
+          </w:tcPr>
+          <w:p>
+            <w:pPr>
+              <w:rPr>
+                <w:b/>
+                <w:bCs/>
+              </w:rPr>
+            </w:pPr>
+            <w:r>
+              <w:rPr>
+                <w:b/>
+                <w:bCs/>
+              </w:rPr>
+              <w:t>Logbook preparation</w:t>
+            </w:r>
+          </w:p>
+        </w:tc>
+        <w:tc>
+          <w:tcPr>
+            <w:tcW w:w="5063" w:type="dxa"/>
+          </w:tcPr>
+          <w:p>
+            <w:r>
+              <w:t>1</w:t>
+            </w:r>
+          </w:p>
+        </w:tc>
+      </w:tr>
+      <w:tr>
+        <w:tc>
+          <w:tcPr>
+            <w:tcW w:w="5427" w:type="dxa"/>
+          </w:tcPr>
+          <w:p>
+            <w:pPr>
+              <w:rPr>
+                <w:b/>
+                <w:bCs/>
+              </w:rPr>
+            </w:pPr>
+            <w:r>
+              <w:rPr>
+                <w:b/>
+                <w:bCs/>
+              </w:rPr>
+              <w:t>Other</w:t>
             </w:r>
           </w:p>
         </w:tc>
@@ -1348,35 +1487,7 @@
                 <w:b/>
                 <w:bCs/>
               </w:rPr>
-              <w:t>Testing</w:t>
-            </w:r>
-          </w:p>
-        </w:tc>
-        <w:tc>
-          <w:tcPr>
-            <w:tcW w:w="5063" w:type="dxa"/>
-          </w:tcPr>
-          <w:p/>
-        </w:tc>
-      </w:tr>
-      <w:tr>
-        <w:tc>
-          <w:tcPr>
-            <w:tcW w:w="5427" w:type="dxa"/>
-          </w:tcPr>
-          <w:p>
-            <w:pPr>
-              <w:rPr>
-                <w:b/>
-                <w:bCs/>
-              </w:rPr>
-            </w:pPr>
-            <w:r>
-              <w:rPr>
-                <w:b/>
-                <w:bCs/>
-              </w:rPr>
-              <w:t>Documentation</w:t>
+              <w:t>Total hours for this week</w:t>
             </w:r>
           </w:p>
         </w:tc>
@@ -1386,93 +1497,15 @@
           </w:tcPr>
           <w:p>
             <w:r>
-              <w:t>7</w:t>
+              <w:t>2</w:t>
+            </w:r>
+            <w:r>
+              <w:t>9</w:t>
+            </w:r>
+            <w:r>
+              <w:t>h 15m</w:t>
             </w:r>
           </w:p>
-        </w:tc>
-      </w:tr>
-      <w:tr>
-        <w:tc>
-          <w:tcPr>
-            <w:tcW w:w="5427" w:type="dxa"/>
-          </w:tcPr>
-          <w:p>
-            <w:pPr>
-              <w:rPr>
-                <w:b/>
-                <w:bCs/>
-              </w:rPr>
-            </w:pPr>
-            <w:r>
-              <w:rPr>
-                <w:b/>
-                <w:bCs/>
-              </w:rPr>
-              <w:t>Logbook preparation</w:t>
-            </w:r>
-          </w:p>
-        </w:tc>
-        <w:tc>
-          <w:tcPr>
-            <w:tcW w:w="5063" w:type="dxa"/>
-          </w:tcPr>
-          <w:p/>
-        </w:tc>
-      </w:tr>
-      <w:tr>
-        <w:tc>
-          <w:tcPr>
-            <w:tcW w:w="5427" w:type="dxa"/>
-          </w:tcPr>
-          <w:p>
-            <w:pPr>
-              <w:rPr>
-                <w:b/>
-                <w:bCs/>
-              </w:rPr>
-            </w:pPr>
-            <w:r>
-              <w:rPr>
-                <w:b/>
-                <w:bCs/>
-              </w:rPr>
-              <w:t>Other</w:t>
-            </w:r>
-          </w:p>
-        </w:tc>
-        <w:tc>
-          <w:tcPr>
-            <w:tcW w:w="5063" w:type="dxa"/>
-          </w:tcPr>
-          <w:p/>
-        </w:tc>
-      </w:tr>
-      <w:tr>
-        <w:tc>
-          <w:tcPr>
-            <w:tcW w:w="5427" w:type="dxa"/>
-          </w:tcPr>
-          <w:p>
-            <w:pPr>
-              <w:rPr>
-                <w:b/>
-                <w:bCs/>
-              </w:rPr>
-            </w:pPr>
-            <w:r>
-              <w:rPr>
-                <w:b/>
-                <w:bCs/>
-              </w:rPr>
-              <w:t>Total hours for this week</w:t>
-            </w:r>
-          </w:p>
-        </w:tc>
-        <w:tc>
-          <w:tcPr>
-            <w:tcW w:w="5063" w:type="dxa"/>
-          </w:tcPr>
-          <w:p/>
         </w:tc>
       </w:tr>
       <w:tr>
@@ -1529,6 +1562,8 @@
     <w:p>
       <w:pPr>
         <w:rPr>
+          <w:b/>
+          <w:bCs/>
           <w:lang w:val="en-NZ"/>
         </w:rPr>
       </w:pPr>
@@ -1540,11 +1575,62 @@
         </w:rPr>
         <w:t>Team meetings:</w:t>
       </w:r>
+    </w:p>
+    <w:p>
+      <w:pPr>
+        <w:rPr>
+          <w:lang w:val="en-NZ"/>
+        </w:rPr>
+      </w:pPr>
       <w:r>
         <w:rPr>
           <w:lang w:val="en-NZ"/>
         </w:rPr>
-        <w:t xml:space="preserve"> </w:t>
+        <w:t>Monday 12</w:t>
+      </w:r>
+      <w:r>
+        <w:rPr>
+          <w:lang w:val="en-NZ"/>
+        </w:rPr>
+        <w:t>-1pm</w:t>
+      </w:r>
+    </w:p>
+    <w:p>
+      <w:pPr>
+        <w:rPr>
+          <w:lang w:val="en-NZ"/>
+        </w:rPr>
+      </w:pPr>
+      <w:r>
+        <w:rPr>
+          <w:lang w:val="en-NZ"/>
+        </w:rPr>
+        <w:t>Tuesday 9:45</w:t>
+      </w:r>
+      <w:r>
+        <w:rPr>
+          <w:lang w:val="en-NZ"/>
+        </w:rPr>
+        <w:t>-11</w:t>
+      </w:r>
+      <w:r>
+        <w:rPr>
+          <w:lang w:val="en-NZ"/>
+        </w:rPr>
+        <w:t xml:space="preserve"> Debrief after Bryce meeting. Weekly logs, final proposal changes</w:t>
+      </w:r>
+    </w:p>
+    <w:p>
+      <w:pPr>
+        <w:rPr>
+          <w:lang w:val="en-NZ"/>
+        </w:rPr>
+      </w:pPr>
+      <w:r>
+        <w:rPr>
+          <w:lang w:val="en-NZ"/>
+        </w:rPr>
+        <w:t>Friday 10-12pm</w:t>
       </w:r>
     </w:p>
     <w:p>
@@ -1583,6 +1669,8 @@
     <w:p>
       <w:pPr>
         <w:rPr>
+          <w:b/>
+          <w:bCs/>
           <w:lang w:val="en-NZ"/>
         </w:rPr>
       </w:pPr>
@@ -1600,8 +1688,47 @@
           <w:bCs/>
           <w:lang w:val="en-NZ"/>
         </w:rPr>
-        <w:t xml:space="preserve"> meetings: </w:t>
+        <w:t xml:space="preserve"> meetings:</w:t>
       </w:r>
+    </w:p>
+    <w:p>
+      <w:pPr>
+        <w:rPr>
+          <w:lang w:val="en-NZ"/>
+        </w:rPr>
+      </w:pPr>
+      <w:r>
+        <w:rPr>
+          <w:lang w:val="en-NZ"/>
+        </w:rPr>
+        <w:t>Monday</w:t>
+      </w:r>
+      <w:r>
+        <w:rPr>
+          <w:lang w:val="en-NZ"/>
+        </w:rPr>
+        <w:t xml:space="preserve"> 10-12</w:t>
+      </w:r>
+    </w:p>
+    <w:p>
+      <w:pPr>
+        <w:rPr>
+          <w:lang w:val="en-NZ"/>
+        </w:rPr>
+      </w:pPr>
+      <w:r>
+        <w:rPr>
+          <w:lang w:val="en-NZ"/>
+        </w:rPr>
+        <w:t>Tuesday 9-9:45</w:t>
+      </w:r>
+    </w:p>
+    <w:p>
+      <w:pPr>
+        <w:rPr>
+          <w:lang w:val="en-NZ"/>
+        </w:rPr>
+      </w:pPr>
     </w:p>
     <w:p>
       <w:pPr>
@@ -2249,7 +2376,6 @@
   <w:style w:type="character" w:default="1" w:styleId="DefaultParagraphFont">
     <w:name w:val="Default Paragraph Font"/>
     <w:uiPriority w:val="1"/>
-    <w:semiHidden/>
     <w:unhideWhenUsed/>
   </w:style>
   <w:style w:type="table" w:default="1" w:styleId="TableNormal">

--- a/Weekly Logs/Dave/Week 8.docx
+++ b/Weekly Logs/Dave/Week 8.docx
@@ -1209,7 +1209,16 @@
           </w:tcPr>
           <w:p>
             <w:r>
-              <w:t>3</w:t>
+              <w:t>5</w:t>
+            </w:r>
+            <w:r>
+              <w:t xml:space="preserve">h </w:t>
+            </w:r>
+            <w:r>
+              <w:t>4</w:t>
+            </w:r>
+            <w:r>
+              <w:t>5m</w:t>
             </w:r>
           </w:p>
         </w:tc>
@@ -1304,7 +1313,13 @@
           </w:tcPr>
           <w:p>
             <w:r>
-              <w:t>3h 1</w:t>
+              <w:t>7</w:t>
+            </w:r>
+            <w:r>
+              <w:t xml:space="preserve">h </w:t>
+            </w:r>
+            <w:r>
+              <w:t>4</w:t>
             </w:r>
             <w:r>
               <w:t>5m</w:t>
@@ -1497,13 +1512,10 @@
           </w:tcPr>
           <w:p>
             <w:r>
-              <w:t>2</w:t>
-            </w:r>
-            <w:r>
-              <w:t>9</w:t>
-            </w:r>
-            <w:r>
-              <w:t>h 15m</w:t>
+              <w:t>3</w:t>
+            </w:r>
+            <w:r>
+              <w:t>8h 30m</w:t>
             </w:r>
           </w:p>
         </w:tc>
@@ -1540,7 +1552,23 @@
           <w:tcPr>
             <w:tcW w:w="5063" w:type="dxa"/>
           </w:tcPr>
-          <w:p/>
+          <w:p>
+            <w:r>
+              <w:t>15</w:t>
+            </w:r>
+            <w:r>
+              <w:t>9</w:t>
+            </w:r>
+            <w:r>
+              <w:t xml:space="preserve">h </w:t>
+            </w:r>
+            <w:r>
+              <w:t>4</w:t>
+            </w:r>
+            <w:r>
+              <w:t>0m</w:t>
+            </w:r>
+          </w:p>
         </w:tc>
       </w:tr>
     </w:tbl>
@@ -1592,7 +1620,49 @@
         <w:rPr>
           <w:lang w:val="en-NZ"/>
         </w:rPr>
-        <w:t>-1pm</w:t>
+        <w:t>-</w:t>
+      </w:r>
+      <w:r>
+        <w:rPr>
+          <w:lang w:val="en-NZ"/>
+        </w:rPr>
+        <w:t>2:30</w:t>
+      </w:r>
+      <w:r>
+        <w:rPr>
+          <w:lang w:val="en-NZ"/>
+        </w:rPr>
+        <w:t>pm</w:t>
+      </w:r>
+      <w:r>
+        <w:rPr>
+          <w:lang w:val="en-NZ"/>
+        </w:rPr>
+        <w:t>: Assigning roles to the team members for the proposal.</w:t>
+      </w:r>
+      <w:r>
+        <w:rPr>
+          <w:lang w:val="en-NZ"/>
+        </w:rPr>
+        <w:t xml:space="preserve"> C</w:t>
+      </w:r>
+      <w:r>
+        <w:rPr>
+          <w:lang w:val="en-NZ"/>
+        </w:rPr>
+        <w:t>reating schedule and agenda.</w:t>
+      </w:r>
+      <w:r>
+        <w:rPr>
+          <w:lang w:val="en-NZ"/>
+        </w:rPr>
+        <w:t xml:space="preserve"> </w:t>
+      </w:r>
+      <w:r>
+        <w:rPr>
+          <w:lang w:val="en-NZ"/>
+        </w:rPr>
+        <w:t>Discussing proposal changes and Gantt chart.</w:t>
       </w:r>
     </w:p>
     <w:p>
@@ -1617,7 +1687,19 @@
         <w:rPr>
           <w:lang w:val="en-NZ"/>
         </w:rPr>
+        <w:t>:</w:t>
+      </w:r>
+      <w:r>
+        <w:rPr>
+          <w:lang w:val="en-NZ"/>
+        </w:rPr>
         <w:t xml:space="preserve"> Debrief after Bryce meeting. Weekly logs, final proposal changes</w:t>
+      </w:r>
+      <w:r>
+        <w:rPr>
+          <w:lang w:val="en-NZ"/>
+        </w:rPr>
+        <w:t>.</w:t>
       </w:r>
     </w:p>
     <w:p>
@@ -1632,6 +1714,24 @@
         </w:rPr>
         <w:t>Friday 10-12pm</w:t>
       </w:r>
+      <w:r>
+        <w:rPr>
+          <w:lang w:val="en-NZ"/>
+        </w:rPr>
+        <w:t>: Matt shows how to convert foremost files. Went over test cases</w:t>
+      </w:r>
+      <w:r>
+        <w:rPr>
+          <w:lang w:val="en-NZ"/>
+        </w:rPr>
+        <w:t xml:space="preserve">/tests. Made sure everyone knows what they’re doing. </w:t>
+      </w:r>
+      <w:r>
+        <w:rPr>
+          <w:lang w:val="en-NZ"/>
+        </w:rPr>
+        <w:t>Arranged meetings with Advisor + Client.</w:t>
+      </w:r>
     </w:p>
     <w:p>
       <w:pPr>
@@ -1709,6 +1809,24 @@
         </w:rPr>
         <w:t xml:space="preserve"> 10-12</w:t>
       </w:r>
+      <w:r>
+        <w:rPr>
+          <w:lang w:val="en-NZ"/>
+        </w:rPr>
+        <w:t xml:space="preserve"> Meeting with Bryce about proposal. Covered integrating design science</w:t>
+      </w:r>
+      <w:r>
+        <w:rPr>
+          <w:lang w:val="en-NZ"/>
+        </w:rPr>
+        <w:t>. Pros and cons of Gantt charts.</w:t>
+      </w:r>
+      <w:r>
+        <w:rPr>
+          <w:lang w:val="en-NZ"/>
+        </w:rPr>
+        <w:t xml:space="preserve"> Showed Bryce how research is logged.</w:t>
+      </w:r>
     </w:p>
     <w:p>
       <w:pPr>
@@ -1720,15 +1838,38 @@
         <w:rPr>
           <w:lang w:val="en-NZ"/>
         </w:rPr>
+        <w:lastRenderedPageBreak/>
         <w:t>Tuesday 9-9:45</w:t>
+      </w:r>
+      <w:r>
+        <w:rPr>
+          <w:lang w:val="en-NZ"/>
+        </w:rPr>
+        <w:t xml:space="preserve">: Bryce meeting, final </w:t>
+      </w:r>
+      <w:r>
+        <w:rPr>
+          <w:lang w:val="en-NZ"/>
+        </w:rPr>
+        <w:t>pass on proposal before hand-in.</w:t>
       </w:r>
     </w:p>
     <w:p>
       <w:pPr>
         <w:rPr>
+          <w:b/>
+          <w:bCs/>
           <w:lang w:val="en-NZ"/>
         </w:rPr>
       </w:pPr>
+      <w:r>
+        <w:rPr>
+          <w:b/>
+          <w:bCs/>
+          <w:lang w:val="en-NZ"/>
+        </w:rPr>
+        <w:t>Testing:</w:t>
+      </w:r>
     </w:p>
     <w:p>
       <w:pPr>
@@ -1736,6 +1877,31 @@
           <w:lang w:val="en-NZ"/>
         </w:rPr>
       </w:pPr>
+      <w:r>
+        <w:rPr>
+          <w:lang w:val="en-NZ"/>
+        </w:rPr>
+        <w:t>Testing out other</w:t>
+      </w:r>
+      <w:r>
+        <w:rPr>
+          <w:lang w:val="en-NZ"/>
+        </w:rPr>
+        <w:t xml:space="preserve"> </w:t>
+      </w:r>
+      <w:r>
+        <w:rPr>
+          <w:lang w:val="en-NZ"/>
+        </w:rPr>
+        <w:t>locally hosted AI models for analysing forensic files.</w:t>
+      </w:r>
+      <w:r>
+        <w:rPr>
+          <w:lang w:val="en-NZ"/>
+        </w:rPr>
+        <w:br/>
+        <w:t>Seeing what exactly the models can decipher from a wireshark capture.</w:t>
+      </w:r>
     </w:p>
     <w:sectPr>
       <w:pgSz w:w="11906" w:h="16838"/>
@@ -2376,6 +2542,7 @@
   <w:style w:type="character" w:default="1" w:styleId="DefaultParagraphFont">
     <w:name w:val="Default Paragraph Font"/>
     <w:uiPriority w:val="1"/>
+    <w:semiHidden/>
     <w:unhideWhenUsed/>
   </w:style>
   <w:style w:type="table" w:default="1" w:styleId="TableNormal">
